--- a/results/Appendix_final.docx
+++ b/results/Appendix_final.docx
@@ -487,7 +487,7 @@
               <w:rPr>
                 <w:sz w:val="18"/>
               </w:rPr>
-              <w:t>−0.0</w:t>
+              <w:t>0.0</w:t>
             </w:r>
           </w:p>
         </w:tc>
